--- a/internal_doc/09.规范模板/python驱动用例指导书.docx
+++ b/internal_doc/09.规范模板/python驱动用例指导书.docx
@@ -1144,10 +1144,10 @@
             <v:path o:extrusionok="f" gradientshapeok="t" o:connecttype="rect"/>
             <o:lock v:ext="edit" aspectratio="t"/>
           </v:shapetype>
-          <v:shape id="_x0000_i1025" type="#_x0000_t75" style="width:76.5pt;height:48pt" o:ole="">
+          <v:shape id="_x0000_i1025" type="#_x0000_t75" style="width:76.75pt;height:47.85pt" o:ole="">
             <v:imagedata r:id="rId7" o:title=""/>
           </v:shape>
-          <o:OLEObject Type="Embed" ProgID="Package" ShapeID="_x0000_i1025" DrawAspect="Icon" ObjectID="_1566999519" r:id="rId8"/>
+          <o:OLEObject Type="Embed" ProgID="Package" ShapeID="_x0000_i1025" DrawAspect="Icon" ObjectID="_1567000255" r:id="rId8"/>
         </w:object>
       </w:r>
     </w:p>

--- a/internal_doc/09.规范模板/python驱动用例指导书.docx
+++ b/internal_doc/09.规范模板/python驱动用例指导书.docx
@@ -1144,10 +1144,10 @@
             <v:path o:extrusionok="f" gradientshapeok="t" o:connecttype="rect"/>
             <o:lock v:ext="edit" aspectratio="t"/>
           </v:shapetype>
-          <v:shape id="_x0000_i1025" type="#_x0000_t75" style="width:76.75pt;height:47.85pt" o:ole="">
+          <v:shape id="_x0000_i1025" type="#_x0000_t75" style="width:76.5pt;height:48pt" o:ole="">
             <v:imagedata r:id="rId7" o:title=""/>
           </v:shape>
-          <o:OLEObject Type="Embed" ProgID="Package" ShapeID="_x0000_i1025" DrawAspect="Icon" ObjectID="_1567000255" r:id="rId8"/>
+          <o:OLEObject Type="Embed" ProgID="Package" ShapeID="_x0000_i1025" DrawAspect="Icon" ObjectID="_1572084206" r:id="rId8"/>
         </w:object>
       </w:r>
     </w:p>
@@ -1161,6 +1161,11 @@
       </w:r>
     </w:p>
     <w:p>
+      <w:pPr>
+        <w:rPr>
+          <w:rFonts w:hint="eastAsia"/>
+        </w:rPr>
+      </w:pPr>
       <w:r>
         <w:rPr>
           <w:rFonts w:hint="eastAsia"/>
@@ -1238,6 +1243,163 @@
           <w:rFonts w:hint="eastAsia"/>
         </w:rPr>
         <w:t>）</w:t>
+      </w:r>
+      <w:r>
+        <w:rPr>
+          <w:rFonts w:hint="eastAsia"/>
+        </w:rPr>
+        <w:t>，本地执行</w:t>
+      </w:r>
+      <w:r>
+        <w:rPr>
+          <w:rFonts w:hint="eastAsia"/>
+        </w:rPr>
+        <w:t>需修改该脚本</w:t>
+      </w:r>
+      <w:r>
+        <w:rPr>
+          <w:rFonts w:hint="eastAsia"/>
+        </w:rPr>
+        <w:t>：</w:t>
+      </w:r>
+    </w:p>
+    <w:p>
+      <w:r>
+        <w:t>if __name__ == "__main__":</w:t>
+      </w:r>
+    </w:p>
+    <w:p>
+      <w:r>
+        <w:t xml:space="preserve">   runner = xmlrunner.XMLTestRunner(output=report_path)</w:t>
+      </w:r>
+    </w:p>
+    <w:p>
+      <w:pPr>
+        <w:rPr>
+          <w:rFonts w:hint="eastAsia"/>
+        </w:rPr>
+      </w:pPr>
+      <w:r>
+        <w:t xml:space="preserve">   test_result = runner.run(all_case())</w:t>
+      </w:r>
+    </w:p>
+    <w:p>
+      <w:pPr>
+        <w:rPr>
+          <w:rFonts w:hint="eastAsia"/>
+        </w:rPr>
+      </w:pPr>
+      <w:r>
+        <w:rPr>
+          <w:rFonts w:hint="eastAsia"/>
+        </w:rPr>
+        <w:t>修改成：</w:t>
+      </w:r>
+    </w:p>
+    <w:p>
+      <w:r>
+        <w:t>if __name__ == "__main__":</w:t>
+      </w:r>
+    </w:p>
+    <w:p>
+      <w:r>
+        <w:t xml:space="preserve">   runner = </w:t>
+      </w:r>
+      <w:r>
+        <w:rPr>
+          <w:rFonts w:hint="eastAsia"/>
+        </w:rPr>
+        <w:t>unittest</w:t>
+      </w:r>
+      <w:r>
+        <w:rPr>
+          <w:rFonts w:hint="eastAsia"/>
+        </w:rPr>
+        <w:t>.</w:t>
+      </w:r>
+      <w:r>
+        <w:rPr>
+          <w:rFonts w:hint="eastAsia"/>
+        </w:rPr>
+        <w:t>Text</w:t>
+      </w:r>
+      <w:r>
+        <w:t>TestRunner()</w:t>
+      </w:r>
+    </w:p>
+    <w:p>
+      <w:pPr>
+        <w:rPr>
+          <w:rFonts w:hint="eastAsia"/>
+        </w:rPr>
+      </w:pPr>
+      <w:r>
+        <w:t xml:space="preserve">   test_result = runner.run(all_case())</w:t>
+      </w:r>
+    </w:p>
+    <w:p>
+      <w:pPr>
+        <w:rPr>
+          <w:rFonts w:hint="eastAsia"/>
+        </w:rPr>
+      </w:pPr>
+      <w:r>
+        <w:rPr>
+          <w:rFonts w:hint="eastAsia"/>
+        </w:rPr>
+        <w:t>执行所有用例：</w:t>
+      </w:r>
+    </w:p>
+    <w:p>
+      <w:pPr>
+        <w:rPr>
+          <w:rFonts w:hint="eastAsia"/>
+        </w:rPr>
+      </w:pPr>
+      <w:r>
+        <w:rPr>
+          <w:rFonts w:hint="eastAsia"/>
+        </w:rPr>
+        <w:t>在用例目录</w:t>
+      </w:r>
+      <w:r>
+        <w:rPr>
+          <w:rFonts w:hint="eastAsia"/>
+        </w:rPr>
+        <w:t>python</w:t>
+      </w:r>
+      <w:r>
+        <w:rPr>
+          <w:rFonts w:hint="eastAsia"/>
+        </w:rPr>
+        <w:t>下执行如下命令：</w:t>
+      </w:r>
+    </w:p>
+    <w:p>
+      <w:pPr>
+        <w:rPr>
+          <w:rFonts w:hint="eastAsia"/>
+        </w:rPr>
+      </w:pPr>
+      <w:r>
+        <w:rPr>
+          <w:rFonts w:hint="eastAsia"/>
+        </w:rPr>
+        <w:t>cd</w:t>
+      </w:r>
+      <w:r>
+        <w:rPr>
+          <w:rFonts w:hint="eastAsia"/>
+        </w:rPr>
+        <w:t xml:space="preserve"> </w:t>
+      </w:r>
+      <w:r>
+        <w:t>/opt/svn/testcase_new/testcase_new/driver/python</w:t>
+      </w:r>
+    </w:p>
+    <w:p>
+      <w:r>
+        <w:t>/opt/svn/testcase_new/testcase_new/driver/python# python run_all_case.py</w:t>
       </w:r>
     </w:p>
     <w:p>
@@ -1616,6 +1778,7 @@
     </w:p>
     <w:p>
       <w:r>
+        <w:lastRenderedPageBreak/>
         <w:t>root@ubuntu-200-007:/opt/autotest/testcase_new/driver/python# ls -l</w:t>
       </w:r>
     </w:p>
@@ -1892,14 +2055,7 @@
         <w:rPr>
           <w:rFonts w:hint="eastAsia"/>
         </w:rPr>
-        <w:t>文件，否则批量执行时无</w:t>
-      </w:r>
-      <w:r>
-        <w:rPr>
-          <w:rFonts w:hint="eastAsia"/>
-        </w:rPr>
-        <w:lastRenderedPageBreak/>
-        <w:t>法搜索到该目录下</w:t>
+        <w:t>文件，否则批量执行时无法搜索到该目录下</w:t>
       </w:r>
     </w:p>
     <w:p>

--- a/internal_doc/09.规范模板/python驱动用例指导书.docx
+++ b/internal_doc/09.规范模板/python驱动用例指导书.docx
@@ -1147,7 +1147,7 @@
           <v:shape id="_x0000_i1025" type="#_x0000_t75" style="width:76.5pt;height:48pt" o:ole="">
             <v:imagedata r:id="rId7" o:title=""/>
           </v:shape>
-          <o:OLEObject Type="Embed" ProgID="Package" ShapeID="_x0000_i1025" DrawAspect="Icon" ObjectID="_1572084206" r:id="rId8"/>
+          <o:OLEObject Type="Embed" ProgID="Package" ShapeID="_x0000_i1025" DrawAspect="Icon" ObjectID="_1606027675" r:id="rId8"/>
         </w:object>
       </w:r>
     </w:p>
@@ -1161,11 +1161,6 @@
       </w:r>
     </w:p>
     <w:p>
-      <w:pPr>
-        <w:rPr>
-          <w:rFonts w:hint="eastAsia"/>
-        </w:rPr>
-      </w:pPr>
       <w:r>
         <w:rPr>
           <w:rFonts w:hint="eastAsia"/>
@@ -1274,21 +1269,11 @@
       </w:r>
     </w:p>
     <w:p>
-      <w:pPr>
-        <w:rPr>
-          <w:rFonts w:hint="eastAsia"/>
-        </w:rPr>
-      </w:pPr>
       <w:r>
         <w:t xml:space="preserve">   test_result = runner.run(all_case())</w:t>
       </w:r>
     </w:p>
     <w:p>
-      <w:pPr>
-        <w:rPr>
-          <w:rFonts w:hint="eastAsia"/>
-        </w:rPr>
-      </w:pPr>
       <w:r>
         <w:rPr>
           <w:rFonts w:hint="eastAsia"/>
@@ -1328,21 +1313,11 @@
       </w:r>
     </w:p>
     <w:p>
-      <w:pPr>
-        <w:rPr>
-          <w:rFonts w:hint="eastAsia"/>
-        </w:rPr>
-      </w:pPr>
       <w:r>
         <w:t xml:space="preserve">   test_result = runner.run(all_case())</w:t>
       </w:r>
     </w:p>
     <w:p>
-      <w:pPr>
-        <w:rPr>
-          <w:rFonts w:hint="eastAsia"/>
-        </w:rPr>
-      </w:pPr>
       <w:r>
         <w:rPr>
           <w:rFonts w:hint="eastAsia"/>
@@ -1351,11 +1326,6 @@
       </w:r>
     </w:p>
     <w:p>
-      <w:pPr>
-        <w:rPr>
-          <w:rFonts w:hint="eastAsia"/>
-        </w:rPr>
-      </w:pPr>
       <w:r>
         <w:rPr>
           <w:rFonts w:hint="eastAsia"/>
@@ -1376,11 +1346,6 @@
       </w:r>
     </w:p>
     <w:p>
-      <w:pPr>
-        <w:rPr>
-          <w:rFonts w:hint="eastAsia"/>
-        </w:rPr>
-      </w:pPr>
       <w:r>
         <w:rPr>
           <w:rFonts w:hint="eastAsia"/>
@@ -1528,7 +1493,7 @@
         <w:t xml:space="preserve">     </w:t>
       </w:r>
       <w:r>
-        <w:t>python -m unittest "meteData.testMeteData_12445"</w:t>
+        <w:t>python2 -m unittest discover clustermanager "test_node_12499_12500"</w:t>
       </w:r>
     </w:p>
     <w:p>
